--- a/Novo Documento do Microsoft Word.docx
+++ b/Novo Documento do Microsoft Word.docx
@@ -769,7 +769,80 @@
         </w:tc>
       </w:tr>
     </w:tbl>
-    <w:p/>
+    <w:p>
+      <w:r>
+        <w:rPr>
+          <w:noProof/>
+        </w:rPr>
+        <mc:AlternateContent>
+          <mc:Choice Requires="wps">
+            <w:drawing>
+              <wp:anchor distT="0" distB="0" distL="114300" distR="114300" simplePos="0" relativeHeight="251660288" behindDoc="0" locked="0" layoutInCell="1" allowOverlap="1" wp14:anchorId="15DD6C13" wp14:editId="7A4AF0E3">
+                <wp:simplePos x="0" y="0"/>
+                <wp:positionH relativeFrom="column">
+                  <wp:posOffset>2031365</wp:posOffset>
+                </wp:positionH>
+                <wp:positionV relativeFrom="paragraph">
+                  <wp:posOffset>332105</wp:posOffset>
+                </wp:positionV>
+                <wp:extent cx="857250" cy="819150"/>
+                <wp:effectExtent l="19050" t="19050" r="19050" b="38100"/>
+                <wp:wrapNone/>
+                <wp:docPr id="840580061" name="Losango 1"/>
+                <wp:cNvGraphicFramePr/>
+                <a:graphic xmlns:a="http://schemas.openxmlformats.org/drawingml/2006/main">
+                  <a:graphicData uri="http://schemas.microsoft.com/office/word/2010/wordprocessingShape">
+                    <wps:wsp>
+                      <wps:cNvSpPr/>
+                      <wps:spPr>
+                        <a:xfrm>
+                          <a:off x="0" y="0"/>
+                          <a:ext cx="857250" cy="819150"/>
+                        </a:xfrm>
+                        <a:prstGeom prst="diamond">
+                          <a:avLst/>
+                        </a:prstGeom>
+                      </wps:spPr>
+                      <wps:style>
+                        <a:lnRef idx="2">
+                          <a:schemeClr val="accent1">
+                            <a:shade val="15000"/>
+                          </a:schemeClr>
+                        </a:lnRef>
+                        <a:fillRef idx="1">
+                          <a:schemeClr val="accent1"/>
+                        </a:fillRef>
+                        <a:effectRef idx="0">
+                          <a:schemeClr val="accent1"/>
+                        </a:effectRef>
+                        <a:fontRef idx="minor">
+                          <a:schemeClr val="lt1"/>
+                        </a:fontRef>
+                      </wps:style>
+                      <wps:bodyPr rot="0" spcFirstLastPara="0" vertOverflow="overflow" horzOverflow="overflow" vert="horz" wrap="square" lIns="91440" tIns="45720" rIns="91440" bIns="45720" numCol="1" spcCol="0" rtlCol="0" fromWordArt="0" anchor="ctr" anchorCtr="0" forceAA="0" compatLnSpc="1">
+                        <a:prstTxWarp prst="textNoShape">
+                          <a:avLst/>
+                        </a:prstTxWarp>
+                        <a:noAutofit/>
+                      </wps:bodyPr>
+                    </wps:wsp>
+                  </a:graphicData>
+                </a:graphic>
+              </wp:anchor>
+            </w:drawing>
+          </mc:Choice>
+          <mc:Fallback>
+            <w:pict>
+              <v:shapetype w14:anchorId="6929D58F" id="_x0000_t4" coordsize="21600,21600" o:spt="4" path="m10800,l,10800,10800,21600,21600,10800xe">
+                <v:stroke joinstyle="miter"/>
+                <v:path gradientshapeok="t" o:connecttype="rect" textboxrect="5400,5400,16200,16200"/>
+              </v:shapetype>
+              <v:shape id="Losango 1" o:spid="_x0000_s1026" type="#_x0000_t4" style="position:absolute;margin-left:159.95pt;margin-top:26.15pt;width:67.5pt;height:64.5pt;z-index:251660288;visibility:visible;mso-wrap-style:square;mso-wrap-distance-left:9pt;mso-wrap-distance-top:0;mso-wrap-distance-right:9pt;mso-wrap-distance-bottom:0;mso-position-horizontal:absolute;mso-position-horizontal-relative:text;mso-position-vertical:absolute;mso-position-vertical-relative:text;v-text-anchor:middle" o:gfxdata="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" fillcolor="#156082 [3204]" strokecolor="#030e13 [484]" strokeweight="1.5pt"/>
+            </w:pict>
+          </mc:Fallback>
+        </mc:AlternateContent>
+      </w:r>
+    </w:p>
     <w:sectPr>
       <w:pgSz w:w="11906" w:h="16838"/>
       <w:pgMar w:top="1417" w:right="1701" w:bottom="1417" w:left="1701" w:header="708" w:footer="708" w:gutter="0"/>
@@ -1504,6 +1577,7 @@
   <w:style w:type="character" w:default="1" w:styleId="Tipodeletrapredefinidodopargrafo">
     <w:name w:val="Default Paragraph Font"/>
     <w:uiPriority w:val="1"/>
+    <w:semiHidden/>
     <w:unhideWhenUsed/>
   </w:style>
   <w:style w:type="table" w:default="1" w:styleId="Tabelanormal">

--- a/Novo Documento do Microsoft Word.docx
+++ b/Novo Documento do Microsoft Word.docx
@@ -1504,6 +1504,7 @@
   <w:style w:type="character" w:default="1" w:styleId="Tipodeletrapredefinidodopargrafo">
     <w:name w:val="Default Paragraph Font"/>
     <w:uiPriority w:val="1"/>
+    <w:semiHidden/>
     <w:unhideWhenUsed/>
   </w:style>
   <w:style w:type="table" w:default="1" w:styleId="Tabelanormal">
